--- a/mps-nivel-c/oficial/04_registros/AASP_CNJ/RASTR-AASPCNJ01-001_Matriz-de-Rastreabilidade.docx
+++ b/mps-nivel-c/oficial/04_registros/AASP_CNJ/RASTR-AASPCNJ01-001_Matriz-de-Rastreabilidade.docx
@@ -34,7 +34,7 @@
           <w:color w:val="555555"/>
           <w:sz w:val="20"/>
         </w:rPr>
-        <w:t>RASTR-AASPCNJ01-001   ·   Versão Data   ·   11/06/2026   ·   Timeware Brasil</w:t>
+        <w:t>RASTR-AASPCNJ01-001   ·   Versão 1.0   ·   11/06/2026   ·   Timeware Brasil</w:t>
       </w:r>
     </w:p>
     <w:p>

--- a/mps-nivel-c/oficial/04_registros/AASP_CNJ/RASTR-AASPCNJ01-001_Matriz-de-Rastreabilidade.docx
+++ b/mps-nivel-c/oficial/04_registros/AASP_CNJ/RASTR-AASPCNJ01-001_Matriz-de-Rastreabilidade.docx
@@ -1271,17 +1271,8 @@
             </w:tcMar>
           </w:tcPr>
           <w:p>
-            <w:pPr>
-              <w:spacing w:before="40" w:after="40"/>
-            </w:pPr>
             <w:r>
-              <w:rPr>
-                <w:rFonts w:ascii="Calibri" w:hAnsi="Calibri"/>
-                <w:b w:val="0"/>
-                <w:i w:val="0"/>
-                <w:sz w:val="20"/>
-              </w:rPr>
-              <w:t>WorkerAndamentos</w:t>
+              <w:t>API AndamentosProcessuais (webhook)</w:t>
             </w:r>
           </w:p>
         </w:tc>

--- a/mps-nivel-c/oficial/04_registros/AASP_CNJ/RASTR-AASPCNJ01-001_Matriz-de-Rastreabilidade.docx
+++ b/mps-nivel-c/oficial/04_registros/AASP_CNJ/RASTR-AASPCNJ01-001_Matriz-de-Rastreabilidade.docx
@@ -34,7 +34,7 @@
           <w:color w:val="555555"/>
           <w:sz w:val="20"/>
         </w:rPr>
-        <w:t>RASTR-AASPCNJ01-001   ·   Versão 1.0   ·   11/06/2026   ·   Timeware Brasil</w:t>
+        <w:t>RASTR-AASPCNJ01-001   ·   Versão 1.1   ·   17/06/2026   ·   Timeware Brasil</w:t>
       </w:r>
     </w:p>
     <w:p>
@@ -2957,6 +2957,63 @@
     <w:p>
       <w:pPr>
         <w:pStyle w:val="Heading1"/>
+      </w:pPr>
+      <w:r>
+        <w:t>Evidências</w:t>
+      </w:r>
+    </w:p>
+    <w:p>
+      <w:pPr>
+        <w:pStyle w:val="ListBullet"/>
+      </w:pPr>
+      <w:r>
+        <w:t>req4-rastreabilidade-branches.png — Rastreabilidade bidirecional (REQ 4): requisitos/issues ↔ branches e Merge Requests no GitLab</w:t>
+      </w:r>
+    </w:p>
+    <w:p>
+      <w:r>
+        <w:t>Rastreabilidade bidirecional (REQ 4): requisitos/issues ↔ branches e Merge Requests no GitLab (feature/NN-* → develop)</w:t>
+      </w:r>
+    </w:p>
+    <w:p>
+      <w:r>
+        <w:drawing>
+          <wp:inline xmlns:a="http://schemas.openxmlformats.org/drawingml/2006/main" xmlns:pic="http://schemas.openxmlformats.org/drawingml/2006/picture">
+            <wp:extent cx="5400000" cy="3127304"/>
+            <wp:docPr id="1" name="Picture 1"/>
+            <wp:cNvGraphicFramePr>
+              <a:graphicFrameLocks noChangeAspect="1"/>
+            </wp:cNvGraphicFramePr>
+            <a:graphic>
+              <a:graphicData uri="http://schemas.openxmlformats.org/drawingml/2006/picture">
+                <pic:pic>
+                  <pic:nvPicPr>
+                    <pic:cNvPr id="0" name="req4-rastreabilidade-branches.png"/>
+                    <pic:cNvPicPr/>
+                  </pic:nvPicPr>
+                  <pic:blipFill>
+                    <a:blip r:embed="rId13"/>
+                    <a:stretch>
+                      <a:fillRect/>
+                    </a:stretch>
+                  </pic:blipFill>
+                  <pic:spPr>
+                    <a:xfrm>
+                      <a:off x="0" y="0"/>
+                      <a:ext cx="5400000" cy="3127304"/>
+                    </a:xfrm>
+                    <a:prstGeom prst="rect"/>
+                  </pic:spPr>
+                </pic:pic>
+              </a:graphicData>
+            </a:graphic>
+          </wp:inline>
+        </w:drawing>
+      </w:r>
+    </w:p>
+    <w:p>
+      <w:pPr>
+        <w:pStyle w:val="Heading1"/>
         <w:keepNext/>
         <w:keepLines/>
         <w:pBdr>
@@ -3197,6 +3254,48 @@
                 <w:sz w:val="20"/>
               </w:rPr>
               <w:t>Matriz de rastreabilidade consolidada a partir do Registro de Projeto AASP_CNJ v1.0 (08/06/2026).</w:t>
+            </w:r>
+          </w:p>
+        </w:tc>
+      </w:tr>
+      <w:tr>
+        <w:tc>
+          <w:tcPr>
+            <w:tcW w:type="dxa" w:w="2225"/>
+          </w:tcPr>
+          <w:p>
+            <w:r>
+              <w:t>1.1</w:t>
+            </w:r>
+          </w:p>
+        </w:tc>
+        <w:tc>
+          <w:tcPr>
+            <w:tcW w:type="dxa" w:w="2225"/>
+          </w:tcPr>
+          <w:p>
+            <w:r>
+              <w:t>17/06/2026</w:t>
+            </w:r>
+          </w:p>
+        </w:tc>
+        <w:tc>
+          <w:tcPr>
+            <w:tcW w:type="dxa" w:w="2225"/>
+          </w:tcPr>
+          <w:p>
+            <w:r>
+              <w:t>Time de Melhoria Contínua</w:t>
+            </w:r>
+          </w:p>
+        </w:tc>
+        <w:tc>
+          <w:tcPr>
+            <w:tcW w:type="dxa" w:w="2225"/>
+          </w:tcPr>
+          <w:p>
+            <w:r>
+              <w:t>Plataforma corrigida (Azure DevOps → GitLab) e terminologia alinhada (Merge Requests) na evidência de rastreabilidade.</w:t>
             </w:r>
           </w:p>
         </w:tc>

--- a/mps-nivel-c/oficial/04_registros/AASP_CNJ/RASTR-AASPCNJ01-001_Matriz-de-Rastreabilidade.docx
+++ b/mps-nivel-c/oficial/04_registros/AASP_CNJ/RASTR-AASPCNJ01-001_Matriz-de-Rastreabilidade.docx
@@ -3203,7 +3203,7 @@
                 <w:i w:val="0"/>
                 <w:sz w:val="20"/>
               </w:rPr>
-              <w:t>11/06/2026</w:t>
+              <w:t>01/10/2025</w:t>
             </w:r>
           </w:p>
         </w:tc>
@@ -3228,7 +3228,7 @@
                 <w:i w:val="0"/>
                 <w:sz w:val="20"/>
               </w:rPr>
-              <w:t>Time de Melhoria Contínua</w:t>
+              <w:t>Cézar Hiraki Velázquez (Tech Lead)</w:t>
             </w:r>
           </w:p>
         </w:tc>
@@ -3253,7 +3253,7 @@
                 <w:i w:val="0"/>
                 <w:sz w:val="20"/>
               </w:rPr>
-              <w:t>Matriz de rastreabilidade consolidada a partir do Registro de Projeto AASP_CNJ v1.0 (08/06/2026).</w:t>
+              <w:t>Matriz de rastreabilidade inicial.</w:t>
             </w:r>
           </w:p>
         </w:tc>
@@ -3285,7 +3285,7 @@
           </w:tcPr>
           <w:p>
             <w:r>
-              <w:t>Time de Melhoria Contínua</w:t>
+              <w:t>Cézar Hiraki Velázquez (Tech Lead)</w:t>
             </w:r>
           </w:p>
         </w:tc>

--- a/mps-nivel-c/oficial/04_registros/AASP_CNJ/RASTR-AASPCNJ01-001_Matriz-de-Rastreabilidade.docx
+++ b/mps-nivel-c/oficial/04_registros/AASP_CNJ/RASTR-AASPCNJ01-001_Matriz-de-Rastreabilidade.docx
@@ -282,7 +282,7 @@
                 <w:i w:val="0"/>
                 <w:sz w:val="20"/>
               </w:rPr>
-              <w:t>1.0</w:t>
+              <w:t>1.1</w:t>
             </w:r>
           </w:p>
         </w:tc>
@@ -338,7 +338,7 @@
                 <w:i w:val="0"/>
                 <w:sz w:val="20"/>
               </w:rPr>
-              <w:t>11/06/2026</w:t>
+              <w:t>17/06/2026</w:t>
             </w:r>
           </w:p>
         </w:tc>
@@ -479,7 +479,7 @@
                 <w:color w:val="FFFFFF"/>
                 <w:sz w:val="20"/>
               </w:rPr>
-              <w:t>História (Jira)</w:t>
+              <w:t>História (issue no GitLab)</w:t>
             </w:r>
           </w:p>
         </w:tc>
@@ -3203,7 +3203,7 @@
                 <w:i w:val="0"/>
                 <w:sz w:val="20"/>
               </w:rPr>
-              <w:t>11/06/2026</w:t>
+              <w:t>05/06/2026</w:t>
             </w:r>
           </w:p>
         </w:tc>
@@ -3228,7 +3228,7 @@
                 <w:i w:val="0"/>
                 <w:sz w:val="20"/>
               </w:rPr>
-              <w:t>Time de Melhoria Contínua</w:t>
+              <w:t>Equipe Técnica</w:t>
             </w:r>
           </w:p>
         </w:tc>
@@ -3285,7 +3285,7 @@
           </w:tcPr>
           <w:p>
             <w:r>
-              <w:t>Time de Melhoria Contínua</w:t>
+              <w:t>Equipe Técnica</w:t>
             </w:r>
           </w:p>
         </w:tc>

--- a/mps-nivel-c/oficial/04_registros/AASP_CNJ/RASTR-AASPCNJ01-001_Matriz-de-Rastreabilidade.docx
+++ b/mps-nivel-c/oficial/04_registros/AASP_CNJ/RASTR-AASPCNJ01-001_Matriz-de-Rastreabilidade.docx
@@ -3253,7 +3253,7 @@
                 <w:i w:val="0"/>
                 <w:sz w:val="20"/>
               </w:rPr>
-              <w:t>Matriz de rastreabilidade consolidada a partir do Registro de Projeto AASP_CNJ v1.0 (08/06/2026).</w:t>
+              <w:t>Matriz de rastreabilidade consolidada a partir do Registro de Projeto AASP_CNJ v1.0.</w:t>
             </w:r>
           </w:p>
         </w:tc>
